--- a/files/Resume.docx
+++ b/files/Resume.docx
@@ -119,7 +119,7 @@
                 <w:rFonts w:ascii="Calibri" w:hAnsi="Calibri"/>
               </w:rPr>
               <w:pict w14:anchorId="3FAC7812">
-                <v:shape id="Picture 1" o:spid="_x0000_i1025" type="#_x0000_t75" style="width:16.5pt;height:13.5pt;visibility:visible;mso-wrap-style:square">
+                <v:shape id="Picture 1" o:spid="_x0000_i1025" type="#_x0000_t75" style="width:16.75pt;height:13.4pt;visibility:visible;mso-wrap-style:square">
                   <v:imagedata r:id="rId10" o:title="" croptop="6527f" cropbottom="4028f" cropleft="-596f" cropright="596f"/>
                 </v:shape>
               </w:pict>
@@ -235,7 +235,7 @@
       <w:pPr>
         <w:pStyle w:val="Subtitle"/>
         <w:tabs>
-          <w:tab w:val="right" w:pos="9356"/>
+          <w:tab w:val="right" w:pos="9639"/>
         </w:tabs>
         <w:spacing w:after="0"/>
         <w:rPr>
@@ -262,7 +262,7 @@
           <w:rFonts w:ascii="Calibri" w:hAnsi="Calibri"/>
           <w:spacing w:val="0"/>
         </w:rPr>
-        <w:t xml:space="preserve">    </w:t>
+        <w:t xml:space="preserve">  </w:t>
       </w:r>
       <w:r>
         <w:rPr>
@@ -307,6 +307,86 @@
         </w:rPr>
         <w:t>Technical Skills</w:t>
       </w:r>
+    </w:p>
+    <w:p>
+      <w:pPr>
+        <w:pStyle w:val="Style2"/>
+        <w:spacing w:before="20" w:after="20"/>
+        <w:rPr>
+          <w:rFonts w:ascii="Calibri" w:hAnsi="Calibri"/>
+        </w:rPr>
+      </w:pPr>
+      <w:r>
+        <w:rPr>
+          <w:rFonts w:ascii="Calibri" w:hAnsi="Calibri"/>
+          <w:b/>
+        </w:rPr>
+        <w:t xml:space="preserve">MS </w:t>
+      </w:r>
+      <w:r>
+        <w:rPr>
+          <w:rFonts w:ascii="Calibri" w:hAnsi="Calibri"/>
+          <w:b/>
+        </w:rPr>
+        <w:t>Excel</w:t>
+      </w:r>
+      <w:r>
+        <w:rPr>
+          <w:rFonts w:ascii="Calibri" w:hAnsi="Calibri"/>
+        </w:rPr>
+        <w:t xml:space="preserve">: </w:t>
+      </w:r>
+      <w:r>
+        <w:rPr>
+          <w:rFonts w:ascii="Calibri" w:hAnsi="Calibri"/>
+        </w:rPr>
+        <w:t xml:space="preserve">VBA, </w:t>
+      </w:r>
+      <w:r>
+        <w:rPr>
+          <w:rFonts w:ascii="Calibri" w:hAnsi="Calibri"/>
+        </w:rPr>
+        <w:t>Macros, VLOOKUP, Pivot Tables, Analysis Toolpak, Solver</w:t>
+      </w:r>
+    </w:p>
+    <w:p>
+      <w:pPr>
+        <w:spacing w:before="20" w:after="20"/>
+        <w:rPr>
+          <w:rFonts w:ascii="Calibri" w:hAnsi="Calibri"/>
+          <w:color w:val="606060" w:themeColor="text1" w:themeTint="BF"/>
+          <w:sz w:val="21"/>
+          <w:szCs w:val="21"/>
+        </w:rPr>
+      </w:pPr>
+      <w:r>
+        <w:rPr>
+          <w:rFonts w:ascii="Calibri" w:hAnsi="Calibri"/>
+          <w:b/>
+          <w:color w:val="606060" w:themeColor="text1" w:themeTint="BF"/>
+          <w:sz w:val="21"/>
+          <w:szCs w:val="21"/>
+        </w:rPr>
+        <w:t>Web Development Languages</w:t>
+      </w:r>
+      <w:r>
+        <w:rPr>
+          <w:rFonts w:ascii="Calibri" w:hAnsi="Calibri"/>
+          <w:color w:val="606060" w:themeColor="text1" w:themeTint="BF"/>
+          <w:sz w:val="21"/>
+          <w:szCs w:val="21"/>
+        </w:rPr>
+        <w:t>: HTML5, CSS3, JavaScript</w:t>
+      </w:r>
+      <w:r>
+        <w:rPr>
+          <w:rFonts w:ascii="Calibri" w:hAnsi="Calibri"/>
+          <w:color w:val="606060" w:themeColor="text1" w:themeTint="BF"/>
+          <w:sz w:val="21"/>
+          <w:szCs w:val="21"/>
+        </w:rPr>
+        <w:t xml:space="preserve"> (JQuery)</w:t>
+      </w:r>
       <w:bookmarkStart w:id="0" w:name="_GoBack"/>
       <w:bookmarkEnd w:id="0"/>
     </w:p>
@@ -323,20 +403,37 @@
           <w:rFonts w:ascii="Calibri" w:hAnsi="Calibri"/>
           <w:b/>
         </w:rPr>
-        <w:t xml:space="preserve">MS </w:t>
-      </w:r>
-      <w:r>
-        <w:rPr>
-          <w:rFonts w:ascii="Calibri" w:hAnsi="Calibri"/>
-          <w:b/>
-        </w:rPr>
-        <w:t>Excel</w:t>
-      </w:r>
-      <w:r>
-        <w:rPr>
-          <w:rFonts w:ascii="Calibri" w:hAnsi="Calibri"/>
-        </w:rPr>
-        <w:t>: Macros, VLOOKUP, Pivot Tables, Analysis Toolpak, Solver</w:t>
+        <w:t>Database Management</w:t>
+      </w:r>
+      <w:r>
+        <w:rPr>
+          <w:rFonts w:ascii="Calibri" w:hAnsi="Calibri"/>
+        </w:rPr>
+        <w:t xml:space="preserve">: </w:t>
+      </w:r>
+      <w:r>
+        <w:rPr>
+          <w:rFonts w:ascii="Calibri" w:hAnsi="Calibri"/>
+        </w:rPr>
+        <w:t>SQL,</w:t>
+      </w:r>
+      <w:r>
+        <w:rPr>
+          <w:rFonts w:ascii="Calibri" w:hAnsi="Calibri"/>
+        </w:rPr>
+        <w:t xml:space="preserve"> Oracle, </w:t>
+      </w:r>
+      <w:r>
+        <w:rPr>
+          <w:rFonts w:ascii="Calibri" w:hAnsi="Calibri"/>
+        </w:rPr>
+        <w:t>MS Access</w:t>
+      </w:r>
+      <w:r>
+        <w:rPr>
+          <w:rFonts w:ascii="Calibri" w:hAnsi="Calibri"/>
+        </w:rPr>
+        <w:t>, IDEA Caseware</w:t>
       </w:r>
     </w:p>
     <w:p>
@@ -357,7 +454,7 @@
           <w:sz w:val="21"/>
           <w:szCs w:val="21"/>
         </w:rPr>
-        <w:t>Web Development Languages</w:t>
+        <w:t>Backend</w:t>
       </w:r>
       <w:r>
         <w:rPr>
@@ -366,71 +463,16 @@
           <w:sz w:val="21"/>
           <w:szCs w:val="21"/>
         </w:rPr>
-        <w:t>: HTML5, CSS3, JavaScript</w:t>
-      </w:r>
-    </w:p>
-    <w:p>
-      <w:pPr>
-        <w:pStyle w:val="Style2"/>
-        <w:spacing w:before="20" w:after="20"/>
-        <w:rPr>
-          <w:rFonts w:ascii="Calibri" w:hAnsi="Calibri"/>
-        </w:rPr>
-      </w:pPr>
-      <w:r>
-        <w:rPr>
-          <w:rFonts w:ascii="Calibri" w:hAnsi="Calibri"/>
-          <w:b/>
-        </w:rPr>
-        <w:t>Database Management</w:t>
-      </w:r>
-      <w:r>
-        <w:rPr>
-          <w:rFonts w:ascii="Calibri" w:hAnsi="Calibri"/>
-        </w:rPr>
-        <w:t>: R, SQL,</w:t>
-      </w:r>
-      <w:r>
-        <w:rPr>
-          <w:rFonts w:ascii="Calibri" w:hAnsi="Calibri"/>
-        </w:rPr>
-        <w:t xml:space="preserve"> YQL,</w:t>
-      </w:r>
-      <w:r>
-        <w:rPr>
-          <w:rFonts w:ascii="Calibri" w:hAnsi="Calibri"/>
-        </w:rPr>
-        <w:t xml:space="preserve"> Oracle, Salesforce, MS Access</w:t>
-      </w:r>
-    </w:p>
-    <w:p>
-      <w:pPr>
-        <w:spacing w:before="20" w:after="20"/>
+        <w:t>:</w:t>
+      </w:r>
+      <w:r>
         <w:rPr>
           <w:rFonts w:ascii="Calibri" w:hAnsi="Calibri"/>
           <w:color w:val="606060" w:themeColor="text1" w:themeTint="BF"/>
           <w:sz w:val="21"/>
           <w:szCs w:val="21"/>
         </w:rPr>
-      </w:pPr>
-      <w:r>
-        <w:rPr>
-          <w:rFonts w:ascii="Calibri" w:hAnsi="Calibri"/>
-          <w:b/>
-          <w:color w:val="606060" w:themeColor="text1" w:themeTint="BF"/>
-          <w:sz w:val="21"/>
-          <w:szCs w:val="21"/>
-        </w:rPr>
-        <w:t>Other</w:t>
-      </w:r>
-      <w:r>
-        <w:rPr>
-          <w:rFonts w:ascii="Calibri" w:hAnsi="Calibri"/>
-          <w:color w:val="606060" w:themeColor="text1" w:themeTint="BF"/>
-          <w:sz w:val="21"/>
-          <w:szCs w:val="21"/>
-        </w:rPr>
-        <w:t>: Taxprep, Capital IQ, MS Project</w:t>
+        <w:t xml:space="preserve"> Python</w:t>
       </w:r>
     </w:p>
     <w:p>
@@ -1235,7 +1277,7 @@
       <w:pPr>
         <w:pStyle w:val="Subtitle"/>
         <w:tabs>
-          <w:tab w:val="right" w:pos="9746"/>
+          <w:tab w:val="right" w:pos="9639"/>
         </w:tabs>
         <w:spacing w:before="40" w:after="20"/>
         <w:rPr>
@@ -1337,6 +1379,9 @@
     <w:p>
       <w:pPr>
         <w:pStyle w:val="Subtitle"/>
+        <w:tabs>
+          <w:tab w:val="right" w:pos="9639"/>
+        </w:tabs>
         <w:spacing w:before="40" w:after="20"/>
         <w:rPr>
           <w:rFonts w:ascii="Calibri" w:hAnsi="Calibri"/>
@@ -1362,6 +1407,15 @@
       <w:r>
         <w:rPr>
           <w:rFonts w:ascii="Calibri" w:hAnsi="Calibri"/>
+          <w:b/>
+          <w:spacing w:val="0"/>
+        </w:rPr>
+        <w:t xml:space="preserve"> </w:t>
+      </w:r>
+      <w:r>
+        <w:rPr>
+          <w:rFonts w:ascii="Calibri" w:hAnsi="Calibri"/>
+          <w:b/>
           <w:spacing w:val="0"/>
         </w:rPr>
         <w:tab/>
@@ -1371,14 +1425,14 @@
           <w:rFonts w:ascii="Calibri" w:hAnsi="Calibri"/>
           <w:spacing w:val="0"/>
         </w:rPr>
-        <w:t>June 2015–</w:t>
-      </w:r>
-      <w:r>
-        <w:rPr>
-          <w:rFonts w:ascii="Calibri" w:hAnsi="Calibri"/>
-          <w:spacing w:val="0"/>
-        </w:rPr>
-        <w:t>Aug 2015</w:t>
+        <w:t>Jul</w:t>
+      </w:r>
+      <w:r>
+        <w:rPr>
+          <w:rFonts w:ascii="Calibri" w:hAnsi="Calibri"/>
+          <w:spacing w:val="0"/>
+        </w:rPr>
+        <w:t xml:space="preserve"> 2015</w:t>
       </w:r>
     </w:p>
     <w:p>
@@ -1472,7 +1526,47 @@
           <w:sz w:val="21"/>
           <w:szCs w:val="21"/>
         </w:rPr>
-        <w:t xml:space="preserve">Selected by course instructor to be entered into the Undergraduate Paper competition for the International Conference of the ASLB (available upon request)   </w:t>
+        <w:t>Selected by</w:t>
+      </w:r>
+      <w:r>
+        <w:rPr>
+          <w:rFonts w:ascii="Calibri" w:hAnsi="Calibri"/>
+          <w:sz w:val="21"/>
+          <w:szCs w:val="21"/>
+        </w:rPr>
+        <w:t xml:space="preserve"> instructor to be entered into the Undergrad Paper competition </w:t>
+      </w:r>
+      <w:r>
+        <w:rPr>
+          <w:rFonts w:ascii="Calibri" w:hAnsi="Calibri"/>
+          <w:sz w:val="21"/>
+          <w:szCs w:val="21"/>
+        </w:rPr>
+        <w:t xml:space="preserve">at </w:t>
+      </w:r>
+      <w:r>
+        <w:rPr>
+          <w:rFonts w:ascii="Calibri" w:hAnsi="Calibri"/>
+          <w:sz w:val="21"/>
+          <w:szCs w:val="21"/>
+        </w:rPr>
+        <w:t xml:space="preserve">the International </w:t>
+      </w:r>
+      <w:r>
+        <w:rPr>
+          <w:rFonts w:ascii="Calibri" w:hAnsi="Calibri"/>
+          <w:sz w:val="21"/>
+          <w:szCs w:val="21"/>
+        </w:rPr>
+        <w:t xml:space="preserve">ASLB </w:t>
+      </w:r>
+      <w:r>
+        <w:rPr>
+          <w:rFonts w:ascii="Calibri" w:hAnsi="Calibri"/>
+          <w:sz w:val="21"/>
+          <w:szCs w:val="21"/>
+        </w:rPr>
+        <w:t>Conference</w:t>
       </w:r>
     </w:p>
     <w:p>
@@ -1499,7 +1593,7 @@
       <w:pPr>
         <w:pStyle w:val="Subtitle"/>
         <w:tabs>
-          <w:tab w:val="right" w:pos="9746"/>
+          <w:tab w:val="right" w:pos="9639"/>
         </w:tabs>
         <w:spacing w:after="20"/>
         <w:rPr>
@@ -1535,7 +1629,7 @@
       <w:pPr>
         <w:pStyle w:val="Subtitle"/>
         <w:tabs>
-          <w:tab w:val="right" w:pos="9746"/>
+          <w:tab w:val="right" w:pos="9639"/>
         </w:tabs>
         <w:spacing w:after="20"/>
         <w:rPr>
@@ -1571,7 +1665,7 @@
       <w:pPr>
         <w:pStyle w:val="Subtitle"/>
         <w:tabs>
-          <w:tab w:val="right" w:pos="9746"/>
+          <w:tab w:val="right" w:pos="9639"/>
         </w:tabs>
         <w:spacing w:after="20"/>
         <w:rPr>
@@ -1607,7 +1701,7 @@
       <w:pPr>
         <w:pStyle w:val="Subtitle"/>
         <w:tabs>
-          <w:tab w:val="right" w:pos="9746"/>
+          <w:tab w:val="right" w:pos="9639"/>
         </w:tabs>
         <w:spacing w:after="20"/>
         <w:rPr>
@@ -1649,7 +1743,7 @@
       <w:pPr>
         <w:pStyle w:val="Subtitle"/>
         <w:tabs>
-          <w:tab w:val="right" w:pos="9746"/>
+          <w:tab w:val="right" w:pos="9639"/>
         </w:tabs>
         <w:spacing w:after="20"/>
         <w:rPr>
@@ -1791,7 +1885,7 @@
         <v:path o:extrusionok="f" gradientshapeok="t" o:connecttype="rect"/>
         <o:lock v:ext="edit" aspectratio="t"/>
       </v:shapetype>
-      <v:shape id="_x0000_i1028" type="#_x0000_t75" style="width:45pt;height:45pt;visibility:visible;mso-wrap-style:square" o:bullet="t">
+      <v:shape id="_x0000_i1027" type="#_x0000_t75" style="width:45.2pt;height:45.2pt;visibility:visible;mso-wrap-style:square" o:bullet="t">
         <v:imagedata r:id="rId1" o:title="" croptop="6527f" cropbottom="4028f" cropleft="-596f" cropright="596f"/>
       </v:shape>
     </w:pict>
@@ -4571,7 +4665,7 @@
 </file>
 
 <file path=customXml/itemProps2.xml><?xml version="1.0" encoding="utf-8"?>
-<ds:datastoreItem xmlns:ds="http://schemas.openxmlformats.org/officeDocument/2006/customXml" ds:itemID="{A6EE1CFE-FE6D-4DAF-BE38-EBD208A53C4E}">
+<ds:datastoreItem xmlns:ds="http://schemas.openxmlformats.org/officeDocument/2006/customXml" ds:itemID="{6DC65B72-74B6-470C-A666-B3E2ADDA8B46}">
   <ds:schemaRefs>
     <ds:schemaRef ds:uri="http://schemas.openxmlformats.org/officeDocument/2006/bibliography"/>
   </ds:schemaRefs>
